--- a/informes-growth/boston-scientific-2026-10-14/Boston Scientific - growth - 2026-10-14.docx
+++ b/informes-growth/boston-scientific-2026-10-14/Boston Scientific - growth - 2026-10-14.docx
@@ -4961,7 +4961,7 @@
         <w:t xml:space="preserve"> </w:t>
       </w:r>
       <w:r>
-        <w:t xml:space="preserve">con Nu, argenx, Shopify, Axon y Snowflake. Las más flojas son Shopify (≈ +18 % al precio de hoy) y Snowflake (≈ +16 %), y la liquidez es de ≈ 27 EUR, así que solo cabe sustituir.</w:t>
+        <w:t xml:space="preserve">con Nu, argenx, Shopify, Axon y Snowflake. Las más flojas son Shopify (≈ +18 % al precio de hoy) y Snowflake (≈ +16 %), y la liquidez libre es casi nula, así que solo cabe sustituir.</w:t>
       </w:r>
       <w:r>
         <w:t xml:space="preserve"> </w:t>

--- a/informes-growth/boston-scientific-2026-10-14/Boston Scientific - growth - 2026-10-14.docx
+++ b/informes-growth/boston-scientific-2026-10-14/Boston Scientific - growth - 2026-10-14.docx
@@ -20,19 +20,31 @@
           <w:bCs/>
           <w:b/>
         </w:rPr>
-        <w:t xml:space="preserve">Señal (método v9, vigente): Vender / no comprar</w:t>
-      </w:r>
-      <w:r>
-        <w:t xml:space="preserve"> </w:t>
-      </w:r>
-      <w:r>
-        <w:t xml:space="preserve">· Puntuación 46,0/100 · Señales de cambio de tendencia 2/8 · EV/beneficio bruto 4,9x</w:t>
-      </w:r>
-      <w:r>
-        <w:t xml:space="preserve"> </w:t>
-      </w:r>
-      <w:r>
-        <w:t xml:space="preserve">Precio 43,31 USD (cierre del 13-oct) · Objetivo 12 m 38,9 USD (ponderada −10,2 %, base −4,0 %, bajista −52,6 %, alcista +68,0 %) · Compra hasta 37,0 USD (solo si la puntuación llegara a 60)</w:t>
+        <w:t xml:space="preserve">Señal (método vigente v11): Vender</w:t>
+      </w:r>
+      <w:r>
+        <w:t xml:space="preserve"> </w:t>
+      </w:r>
+      <w:r>
+        <w:t xml:space="preserve">· Puntuación 46,0/100 · Señales de cambio de tendencia 2/8 · EV/EBITDA ajustado NTM 11,7 veces</w:t>
+      </w:r>
+      <w:r>
+        <w:t xml:space="preserve"> </w:t>
+      </w:r>
+      <w:r>
+        <w:t xml:space="preserve">Precio 43,31 USD (fecha del informe) · Objetivo 12 m 38,9 USD · Ponderada −10,2 % · Base −4,0 % · Bajista −52,6 % · Alcista +68,0 % · Compra hasta 37,0 USD</w:t>
+      </w:r>
+      <w:r>
+        <w:t xml:space="preserve"> </w:t>
+      </w:r>
+      <w:r>
+        <w:t xml:space="preserve">Peso orientativo: 0 % de la cartera · Por qué: puntuación &lt; 50</w:t>
+      </w:r>
+      <w:r>
+        <w:t xml:space="preserve"> </w:t>
+      </w:r>
+      <w:r>
+        <w:t xml:space="preserve">Cabecera rehecha con la v11 el 15-oct (auditoría de homogeneidad). Antes decía (método v9): Vender / no comprar. El texto de abajo puede citar cifras de esa versión anterior; mandan las de esta cabecera.</w:t>
       </w:r>
       <w:r>
         <w:t xml:space="preserve"> </w:t>
@@ -46,28 +58,6 @@
       </w:r>
       <w:r>
         <w:t xml:space="preserve">: Vender (puntuación &lt; 50) · objetivo 45,5 USD (ponderada +5,1 %, base +13,2 %, bajista −47,6 %, alcista +101,5 %) · compra hasta 43,4 USD</w:t>
-      </w:r>
-      <w:r>
-        <w:t xml:space="preserve"> </w:t>
-      </w:r>
-      <w:r>
-        <w:t xml:space="preserve">Peso orientativo:</w:t>
-      </w:r>
-      <w:r>
-        <w:t xml:space="preserve"> </w:t>
-      </w:r>
-      <w:r>
-        <w:rPr>
-          <w:bCs/>
-          <w:b/>
-        </w:rPr>
-        <w:t xml:space="preserve">no entra</w:t>
-      </w:r>
-      <w:r>
-        <w:t xml:space="preserve"> </w:t>
-      </w:r>
-      <w:r>
-        <w:t xml:space="preserve">· Por qué: puntuación &lt; 50 (con las dos versiones); con v9, además, ponderada ≤ −10 %</w:t>
       </w:r>
       <w:r>
         <w:t xml:space="preserve"> </w:t>
